--- a/data/revised_2026-10_full/outputs/v2/Biology/SS3.2_Animal_Transport/Biology_Animal_Transport_FinalExplanation.docx
+++ b/data/revised_2026-10_full/outputs/v2/Biology/SS3.2_Animal_Transport/Biology_Animal_Transport_FinalExplanation.docx
@@ -2358,7 +2358,7 @@
         </w:rPr>
         <w:t xml:space="preserve">© 2026 SeaVuria and ARES. This work is licensed under a </w:t>
       </w:r>
-      <w:hyperlink w:history="1" r:id="rIdyo1tgfgntve7czpcxzz0p">
+      <w:hyperlink w:history="1" r:id="rIdbqscyu5on7epwczngsn7f">
         <w:r>
           <w:rPr>
             <w:rFonts w:ascii="Arial" w:cs="Arial" w:eastAsia="Arial" w:hAnsi="Arial"/>
@@ -2378,7 +2378,7 @@
         </w:rPr>
         <w:t xml:space="preserve"> (</w:t>
       </w:r>
-      <w:hyperlink w:history="1" r:id="rIdced8bl-ntbpd5gvi0w9oq">
+      <w:hyperlink w:history="1" r:id="rIdfg99wthcitcjjewzeuii8">
         <w:r>
           <w:rPr>
             <w:rFonts w:ascii="Arial" w:cs="Arial" w:eastAsia="Arial" w:hAnsi="Arial"/>
@@ -2398,7 +2398,7 @@
         </w:rPr>
         <w:t xml:space="preserve">). To view a copy of this license, visit </w:t>
       </w:r>
-      <w:hyperlink w:history="1" r:id="rIdxgyr6aj-zyq5ds8nnhcn9">
+      <w:hyperlink w:history="1" r:id="rIdh6ikceywpnhqzwx_he8gq">
         <w:r>
           <w:rPr>
             <w:rFonts w:ascii="Arial" w:cs="Arial" w:eastAsia="Arial" w:hAnsi="Arial"/>
